--- a/output/参赛材料/本科组_Track1_第二队/Task03/Final/Track01_Task03_第二队_檐下千秋_运行逻辑说明.docx
+++ b/output/参赛材料/本科组_Track1_第二队/Task03/Final/Track01_Task03_第二队_檐下千秋_运行逻辑说明.docx
@@ -144,13 +144,7 @@
         <w:jc w:val="center"/>
       </w:pPr>
       <w:r>
-        <w:rPr>
-          <w:rFonts w:ascii="宋体" w:hAnsi="宋体" w:eastAsia="宋体"/>
-          <w:b w:val="0"/>
-          <w:color w:val="000000"/>
-          <w:sz w:val="24"/>
-        </w:rPr>
-        <w:t>日期：2026年9月17日</w:t>
+        <w:t>日期：2026年9月30日</w:t>
       </w:r>
     </w:p>
     <w:p>
@@ -177,13 +171,7 @@
         <w:widowControl/>
       </w:pPr>
       <w:r>
-        <w:rPr>
-          <w:rFonts w:ascii="宋体" w:hAnsi="宋体" w:eastAsia="宋体"/>
-          <w:b w:val="0"/>
-          <w:color w:val="000000"/>
-          <w:sz w:val="24"/>
-        </w:rPr>
-        <w:t>《檐下千秋》由 Godot 4.5.2 客户端和 Go 本地服务组成，交付版本为内容协议 v10、2026-09-15 可玩性修复版。完整解压后运行 Windows-x64/檐下千秋.exe；客户端自动启动配套服务，退出时结束其启动的服务。游戏无需账户与网络。</w:t>
+        <w:t>《檐下千秋》由Godot 4.5.2客户端和Go本地服务组成。当前交付为2026-09-30 v19角色帧动画版，内容协议仍为v10。完整解压后运行Windows-x64/檐下千秋.exe；客户端自动启动配套服务并在退出时关闭。游戏无需账户与网络；字体已嵌入，无需另行安装。</w:t>
       </w:r>
     </w:p>
     <w:p>
@@ -1320,71 +1308,7 @@
         <w:widowControl/>
       </w:pPr>
       <w:r>
-        <w:rPr>
-          <w:rFonts w:ascii="宋体" w:hAnsi="宋体" w:eastAsia="宋体"/>
-          <w:b w:val="0"/>
-          <w:color w:val="000000"/>
-          <w:sz w:val="24"/>
-        </w:rPr>
-        <w:t>图片在制作阶段生成并随包携带，游戏运行时不请求生图 API。十道</w:t>
-      </w:r>
-      <w:r>
-        <w:rPr>
-          <w:rFonts w:ascii="宋体" w:hAnsi="宋体" w:eastAsia="宋体"/>
-          <w:b w:val="0"/>
-          <w:color w:val="0050A4"/>
-          <w:sz w:val="24"/>
-          <w:shd w:fill="D9EAF7"/>
-        </w:rPr>
-        <w:t>墨灵</w:t>
-      </w:r>
-      <w:r>
-        <w:footnoteReference w:id="6"/>
-      </w:r>
-      <w:r>
-        <w:rPr>
-          <w:rFonts w:ascii="宋体" w:hAnsi="宋体" w:eastAsia="宋体"/>
-          <w:b w:val="0"/>
-          <w:color w:val="000000"/>
-          <w:sz w:val="24"/>
-        </w:rPr>
-        <w:t>绑定十张独立 PNG。对话、调查和战斗使用任务 art 配置；仅廊桥有独立</w:t>
-      </w:r>
-      <w:r>
-        <w:rPr>
-          <w:rFonts w:ascii="宋体" w:hAnsi="宋体" w:eastAsia="宋体"/>
-          <w:b w:val="0"/>
-          <w:color w:val="000000"/>
-          <w:sz w:val="24"/>
-        </w:rPr>
-        <w:t>侵蚀</w:t>
-      </w:r>
-      <w:r>
-        <w:rPr>
-          <w:rFonts w:ascii="宋体" w:hAnsi="宋体" w:eastAsia="宋体"/>
-          <w:b w:val="0"/>
-          <w:color w:val="000000"/>
-          <w:sz w:val="24"/>
-        </w:rPr>
-        <w:t>配对图，其余</w:t>
-      </w:r>
-      <w:r>
-        <w:rPr>
-          <w:rFonts w:ascii="宋体" w:hAnsi="宋体" w:eastAsia="宋体"/>
-          <w:b w:val="0"/>
-          <w:color w:val="000000"/>
-          <w:sz w:val="24"/>
-        </w:rPr>
-        <w:t>侵蚀</w:t>
-      </w:r>
-      <w:r>
-        <w:rPr>
-          <w:rFonts w:ascii="宋体" w:hAnsi="宋体" w:eastAsia="宋体"/>
-          <w:b w:val="0"/>
-          <w:color w:val="000000"/>
-          <w:sz w:val="24"/>
-        </w:rPr>
-        <w:t>主要由程序叠层表现。</w:t>
+        <w:t>运行时不请求生图 API。十道墨灵各绑定一张 PNG。十任务分别使用 assets/landscape 内的 1920×1080 横屏场景，失败演出使用 failure.jpeg；侵蚀效果主要由程序叠层表现，廊桥另有配对图。</w:t>
       </w:r>
     </w:p>
     <w:p>
@@ -1392,31 +1316,7 @@
         <w:widowControl/>
       </w:pPr>
       <w:r>
-        <w:rPr>
-          <w:rFonts w:ascii="宋体" w:hAnsi="宋体" w:eastAsia="宋体"/>
-          <w:b w:val="0"/>
-          <w:color w:val="000000"/>
-          <w:sz w:val="24"/>
-        </w:rPr>
-        <w:t>184 段配音以事件 ID 和句序建立索引，调查与往事顺序播放。翻页、跳过、返回或切换页面时停止前段并清空旧队列；旁白播放时降低背景音乐。</w:t>
-      </w:r>
-      <w:r>
-        <w:rPr>
-          <w:rFonts w:ascii="宋体" w:hAnsi="宋体" w:eastAsia="宋体"/>
-          <w:b w:val="0"/>
-          <w:color w:val="000000"/>
-          <w:sz w:val="24"/>
-        </w:rPr>
-        <w:t>心舍</w:t>
-      </w:r>
-      <w:r>
-        <w:rPr>
-          <w:rFonts w:ascii="宋体" w:hAnsi="宋体" w:eastAsia="宋体"/>
-          <w:b w:val="0"/>
-          <w:color w:val="000000"/>
-          <w:sz w:val="24"/>
-        </w:rPr>
-        <w:t>回声可暂停/继续。当前人物与部分机关由代码绘制，完整原画与独立动画不是程序已具备的资产。</w:t>
+        <w:t>184段配音按事件和句序播放；翻页、跳过或切页清空队列。旁白降低背景音乐，心舍回声可暂停。主角使用高清待机图与18张动作帧：走路、攻击、受击各六帧，按输入及动作时间播放。向左移动镜像显示；防御、闪身仍用待机图变换和原特效。</w:t>
       </w:r>
     </w:p>
     <w:p>
@@ -1452,13 +1352,25 @@
         <w:widowControl/>
       </w:pPr>
       <w:r>
-        <w:rPr>
-          <w:rFonts w:ascii="宋体" w:hAnsi="宋体" w:eastAsia="宋体"/>
-          <w:b w:val="0"/>
-          <w:color w:val="000000"/>
-          <w:sz w:val="24"/>
-        </w:rPr>
-        <w:t>本次提交沿用 2026-09-15 已验证发行包，核验 ZIP 哈希、包内文件、内容版本、资源存在性和源码测试；历史可玩性与真实窗口验证证据另存于 Task03/Original/验证记录。本次整理不将历史实机测试写成新的真人试玩。</w:t>
+        <w:t>当前提交同步2026-09-30 v19发行包及源码。v18验证嵌入字体及高清截图，v19验证角色动作；各轮证据按版本与日期保存。提交副本通过Go测试、资源审计、客户端回归与包体核验；这些结果不等同于真人通关或另一台设备的兼容性验证。</w:t>
+      </w:r>
+    </w:p>
+    <w:p>
+      <w:pPr>
+        <w:pStyle w:val="Heading1"/>
+      </w:pPr>
+      <w:r>
+        <w:t>v19 界面与角色资源更新</w:t>
+      </w:r>
+    </w:p>
+    <w:p>
+      <w:r>
+        <w:t>客户端默认1280×720，可调整至1920×1080；提交截图均按后者实际渲染。欢迎、关卡与游戏页保持水墨布局，调查、修复和战斗采用分栏。地图、对话、按钮和玩法画布共用嵌入的Noto Serif SC，符号使用随包Noto Sans，均关闭系统字体回退。</w:t>
+      </w:r>
+    </w:p>
+    <w:p>
+      <w:r>
+        <w:t>v13 恢复十个事件的可选往事文字与逐段配音，加入独立攻防、净化、闪身和消散特效，并让探索与战斗使用素材库主角。v14、v15 接入水墨战斗特效、宣纸、毛笔、朱印和榫卯素材；v16 增加木印、翻页和毛笔触纸音效、描字配乐、关卡与结算过渡及按钮悬浮动效。素材随发行包携带，运行时不调用图像或语音生成服务。</w:t>
       </w:r>
     </w:p>
     <w:sectPr>
